--- a/output/education/archive/2026-03-24_medical-ai-reality-integrated/medical-ai-reality-integrated_guide_facilitator.docx
+++ b/output/education/archive/2026-03-24_medical-ai-reality-integrated/medical-ai-reality-integrated_guide_facilitator.docx
@@ -1369,9 +1369,9 @@
         <w:tblLook w:firstColumn="1" w:firstRow="1" w:lastColumn="0" w:lastRow="0" w:noHBand="0" w:noVBand="1" w:val="04A0"/>
       </w:tblPr>
       <w:tblGrid>
-        <w:gridCol w:w="2880"/>
-        <w:gridCol w:w="2880"/>
-        <w:gridCol w:w="2880"/>
+        <w:gridCol w:w="850"/>
+        <w:gridCol w:w="5287"/>
+        <w:gridCol w:w="3266"/>
       </w:tblGrid>
       <w:tr>
         <w:tc>
@@ -1992,9 +1992,9 @@
         <w:tblLook w:firstColumn="1" w:firstRow="1" w:lastColumn="0" w:lastRow="0" w:noHBand="0" w:noVBand="1" w:val="04A0"/>
       </w:tblPr>
       <w:tblGrid>
-        <w:gridCol w:w="2880"/>
-        <w:gridCol w:w="2880"/>
-        <w:gridCol w:w="2880"/>
+        <w:gridCol w:w="2198"/>
+        <w:gridCol w:w="1958"/>
+        <w:gridCol w:w="4915"/>
       </w:tblGrid>
       <w:tr>
         <w:tc>
